--- a/Time gpt.docx
+++ b/Time gpt.docx
@@ -1,6 +1,6 @@
 
 <file path=word/document.xml><?xml version="1.0" encoding="utf-8"?>
-<w:document xmlns:wpc="http://schemas.microsoft.com/office/word/2010/wordprocessingCanvas" xmlns:mc="http://schemas.openxmlformats.org/markup-compatibility/2006" xmlns:o="urn:schemas-microsoft-com:office:office" xmlns:r="http://schemas.openxmlformats.org/officeDocument/2006/relationships" xmlns:m="http://schemas.openxmlformats.org/officeDocument/2006/math" xmlns:v="urn:schemas-microsoft-com:vml" xmlns:wp14="http://schemas.microsoft.com/office/word/2010/wordprocessingDrawing" xmlns:wp="http://schemas.openxmlformats.org/drawingml/2006/wordprocessingDrawing" xmlns:w10="urn:schemas-microsoft-com:office:word" xmlns:w="http://schemas.openxmlformats.org/wordprocessingml/2006/main" xmlns:w14="http://schemas.microsoft.com/office/word/2010/wordml" xmlns:w15="http://schemas.microsoft.com/office/word/2012/wordml" xmlns:wpg="http://schemas.microsoft.com/office/word/2010/wordprocessingGroup" xmlns:wpi="http://schemas.microsoft.com/office/word/2010/wordprocessingInk" xmlns:wne="http://schemas.microsoft.com/office/word/2006/wordml" xmlns:wps="http://schemas.microsoft.com/office/word/2010/wordprocessingShape" mc:Ignorable="w14 w15 wp14">
+<w:document xmlns:wpc="http://schemas.microsoft.com/office/word/2010/wordprocessingCanvas" xmlns:cx="http://schemas.microsoft.com/office/drawing/2014/chartex" xmlns:cx1="http://schemas.microsoft.com/office/drawing/2015/9/8/chartex" xmlns:cx2="http://schemas.microsoft.com/office/drawing/2015/10/21/chartex" xmlns:cx3="http://schemas.microsoft.com/office/drawing/2016/5/9/chartex" xmlns:cx4="http://schemas.microsoft.com/office/drawing/2016/5/10/chartex" xmlns:cx5="http://schemas.microsoft.com/office/drawing/2016/5/11/chartex" xmlns:cx6="http://schemas.microsoft.com/office/drawing/2016/5/12/chartex" xmlns:cx7="http://schemas.microsoft.com/office/drawing/2016/5/13/chartex" xmlns:cx8="http://schemas.microsoft.com/office/drawing/2016/5/14/chartex" xmlns:mc="http://schemas.openxmlformats.org/markup-compatibility/2006" xmlns:aink="http://schemas.microsoft.com/office/drawing/2016/ink" xmlns:am3d="http://schemas.microsoft.com/office/drawing/2017/model3d" xmlns:o="urn:schemas-microsoft-com:office:office" xmlns:oel="http://schemas.microsoft.com/office/2019/extlst" xmlns:r="http://schemas.openxmlformats.org/officeDocument/2006/relationships" xmlns:m="http://schemas.openxmlformats.org/officeDocument/2006/math" xmlns:v="urn:schemas-microsoft-com:vml" xmlns:wp14="http://schemas.microsoft.com/office/word/2010/wordprocessingDrawing" xmlns:wp="http://schemas.openxmlformats.org/drawingml/2006/wordprocessingDrawing" xmlns:w10="urn:schemas-microsoft-com:office:word" xmlns:w="http://schemas.openxmlformats.org/wordprocessingml/2006/main" xmlns:w14="http://schemas.microsoft.com/office/word/2010/wordml" xmlns:w15="http://schemas.microsoft.com/office/word/2012/wordml" xmlns:w16cex="http://schemas.microsoft.com/office/word/2018/wordml/cex" xmlns:w16cid="http://schemas.microsoft.com/office/word/2016/wordml/cid" xmlns:w16="http://schemas.microsoft.com/office/word/2018/wordml" xmlns:w16du="http://schemas.microsoft.com/office/word/2023/wordml/word16du" xmlns:w16sdtdh="http://schemas.microsoft.com/office/word/2020/wordml/sdtdatahash" xmlns:w16se="http://schemas.microsoft.com/office/word/2015/wordml/symex" xmlns:wpg="http://schemas.microsoft.com/office/word/2010/wordprocessingGroup" xmlns:wpi="http://schemas.microsoft.com/office/word/2010/wordprocessingInk" xmlns:wne="http://schemas.microsoft.com/office/word/2006/wordml" xmlns:wps="http://schemas.microsoft.com/office/word/2010/wordprocessingShape" mc:Ignorable="w14 w15 w16se w16cid w16 w16cex w16sdtdh w16du wp14">
   <w:body>
     <w:p>
       <w:r>
@@ -45,15 +45,7 @@
         <w:t>Gallium</w:t>
       </w:r>
       <w:r>
-        <w:t>: Utilized in gallium-arsenide (</w:t>
-      </w:r>
-      <w:proofErr w:type="spellStart"/>
-      <w:r>
-        <w:t>GaAs</w:t>
-      </w:r>
-      <w:proofErr w:type="spellEnd"/>
-      <w:r>
-        <w:t>) and copper-indium-gallium-</w:t>
+        <w:t>: Utilized in gallium-arsenide (GaAs) and copper-indium-gallium-</w:t>
       </w:r>
       <w:proofErr w:type="spellStart"/>
       <w:r>
@@ -156,29 +148,7 @@
           <w:sz w:val="24"/>
           <w:szCs w:val="24"/>
         </w:rPr>
-        <w:t xml:space="preserve">Relationship </w:t>
-      </w:r>
-      <w:proofErr w:type="gramStart"/>
-      <w:r>
-        <w:rPr>
-          <w:rFonts w:ascii="Times New Roman" w:eastAsia="Times New Roman" w:hAnsi="Times New Roman" w:cs="Times New Roman"/>
-          <w:b/>
-          <w:bCs/>
-          <w:sz w:val="24"/>
-          <w:szCs w:val="24"/>
-        </w:rPr>
-        <w:t>Between</w:t>
-      </w:r>
-      <w:proofErr w:type="gramEnd"/>
-      <w:r>
-        <w:rPr>
-          <w:rFonts w:ascii="Times New Roman" w:eastAsia="Times New Roman" w:hAnsi="Times New Roman" w:cs="Times New Roman"/>
-          <w:b/>
-          <w:bCs/>
-          <w:sz w:val="24"/>
-          <w:szCs w:val="24"/>
-        </w:rPr>
-        <w:t xml:space="preserve"> Exogenous Variables and Demand for These Elements</w:t>
+        <w:t>Relationship Between Exogenous Variables and Demand for These Elements</w:t>
       </w:r>
       <w:r>
         <w:rPr>
@@ -358,10 +328,7 @@
         <w:t>Supply Concentration</w:t>
       </w:r>
       <w:r>
-        <w:t>: A substantial portion of gallium and indium production is concentrated in a few countries, notably China, which poses risks of supply disruptions due to geopolitical tensions or export restrictions.</w:t>
-      </w:r>
-      <w:r>
-        <w:t>{</w:t>
+        <w:t>: A substantial portion of gallium and indium production is concentrated in a few countries, notably China, which poses risks of supply disruptions due to geopolitical tensions or export restrictions.{</w:t>
       </w:r>
       <w:r>
         <w:t xml:space="preserve"> </w:t>
@@ -393,10 +360,7 @@
         <w:t>Market Volatility</w:t>
       </w:r>
       <w:r>
-        <w:t>: The prices of these materials are subject to fluctuations due to varying demand and speculative trading, leading to uncertainties in the cost structures of clean energy technologies.</w:t>
-      </w:r>
-      <w:r>
-        <w:t>{</w:t>
+        <w:t>: The prices of these materials are subject to fluctuations due to varying demand and speculative trading, leading to uncertainties in the cost structures of clean energy technologies.{</w:t>
       </w:r>
       <w:r>
         <w:t xml:space="preserve"> </w:t>
@@ -424,23 +388,17 @@
         <w:t>Supply Chain Complexity:</w:t>
       </w:r>
       <w:r>
-        <w:t xml:space="preserve"> The intricate and opaque nature of critical material supply chains further complicates data collection and analysis, making it difficult to track material flows and demand accurately</w:t>
-      </w:r>
-      <w:r>
-        <w:t xml:space="preserve"> </w:t>
+        <w:t xml:space="preserve"> The intricate and opaque nature of critical material supply chains further complicates data collection and analysis, making it difficult to track material flows and demand accurately </w:t>
       </w:r>
       <w:proofErr w:type="gramStart"/>
       <w:r>
         <w:t xml:space="preserve">{ </w:t>
       </w:r>
       <w:r>
-        <w:t>https</w:t>
+        <w:t>https://www.darpa.mil/news-events/2023-10-24a</w:t>
       </w:r>
       <w:proofErr w:type="gramEnd"/>
       <w:r>
-        <w:t>://www.darpa.mil/news-events/2023-10-24a</w:t>
-      </w:r>
-      <w:r>
         <w:t xml:space="preserve"> }</w:t>
       </w:r>
     </w:p>
@@ -455,11 +413,11 @@
         <w:t>Supply Chain Management:</w:t>
       </w:r>
       <w:r>
-        <w:t xml:space="preserve"> Insights into future demand can guide strategic planning, inventory management, and risk mitigation efforts</w:t>
+        <w:t xml:space="preserve"> Insights into future demand can guide strategic planning, inventory management, and risk mitigation </w:t>
       </w:r>
       <w:proofErr w:type="gramStart"/>
       <w:r>
-        <w:t>.{</w:t>
+        <w:t>efforts.{</w:t>
       </w:r>
       <w:proofErr w:type="gramEnd"/>
       <w:r>
@@ -485,15 +443,7 @@
     </w:p>
     <w:p>
       <w:r>
-        <w:t xml:space="preserve">Geopolitical Concentration: Over 40% of global reserves for critical metals like cobalt are concentrated in specific countries, such as the Democratic Republic of Congo, creating vulnerability to geopolitical </w:t>
-      </w:r>
-      <w:proofErr w:type="gramStart"/>
-      <w:r>
-        <w:t>tensions(</w:t>
-      </w:r>
-      <w:proofErr w:type="gramEnd"/>
-      <w:r>
-        <w:t>Müller et al., 2024).</w:t>
+        <w:t>Geopolitical Concentration: Over 40% of global reserves for critical metals like cobalt are concentrated in specific countries, such as the Democratic Republic of Congo, creating vulnerability to geopolitical tensions(Müller et al., 2024).</w:t>
       </w:r>
       <w:r>
         <w:t>{</w:t>
@@ -546,7 +496,7 @@
           <w:color w:val="000000"/>
           <w:shd w:val="clear" w:color="auto" w:fill="FFFFFF"/>
         </w:rPr>
-        <w:t>Transitioning to a low-carbon economy could require a five-to-sevenfold increase in critical material flows by 2050, with gallium and indium seeing particularly high demand</w:t>
+        <w:t>Transitioning to a low-carbon economy could require a five-to-sevenfold increase in critical material flows by 2050, with gallium and indium seeing particularly high demand {</w:t>
       </w:r>
       <w:r>
         <w:rPr>
@@ -554,7 +504,7 @@
           <w:color w:val="000000"/>
           <w:shd w:val="clear" w:color="auto" w:fill="FFFFFF"/>
         </w:rPr>
-        <w:t xml:space="preserve"> {</w:t>
+        <w:t>https://www.doi.org/10.1111/jiec.13479</w:t>
       </w:r>
       <w:r>
         <w:rPr>
@@ -562,14 +512,6 @@
           <w:color w:val="000000"/>
           <w:shd w:val="clear" w:color="auto" w:fill="FFFFFF"/>
         </w:rPr>
-        <w:t>https://www.doi.org/10.1111/jiec.13479</w:t>
-      </w:r>
-      <w:r>
-        <w:rPr>
-          <w:rFonts w:ascii="Segoe UI" w:hAnsi="Segoe UI" w:cs="Segoe UI"/>
-          <w:color w:val="000000"/>
-          <w:shd w:val="clear" w:color="auto" w:fill="FFFFFF"/>
-        </w:rPr>
         <w:t>}</w:t>
       </w:r>
     </w:p>
@@ -581,12 +523,7 @@
     <w:p>
       <w:r>
         <w:lastRenderedPageBreak/>
-        <w:t xml:space="preserve">Limited supply and recycling challenges pose </w:t>
-      </w:r>
-      <w:bookmarkStart w:id="0" w:name="_GoBack"/>
-      <w:bookmarkEnd w:id="0"/>
-      <w:r>
-        <w:t>significant risks.</w:t>
+        <w:t>Limited supply and recycling challenges pose significant risks.</w:t>
       </w:r>
     </w:p>
     <w:p/>
@@ -619,85 +556,43 @@
         <w:t xml:space="preserve"> et al., 2024).</w:t>
       </w:r>
       <w:r>
-        <w:t xml:space="preserve"> </w:t>
+        <w:t xml:space="preserve"> { </w:t>
+      </w:r>
+      <w:hyperlink r:id="rId13" w:history="1">
+        <w:r>
+          <w:rPr>
+            <w:rStyle w:val="Hyperlink"/>
+          </w:rPr>
+          <w:t>https://www.doi.org/10.1016/j.resconrec.2024.107664</w:t>
+        </w:r>
+      </w:hyperlink>
+      <w:r>
+        <w:t xml:space="preserve"> }</w:t>
+      </w:r>
+    </w:p>
+    <w:p>
+      <w:r>
+        <w:t xml:space="preserve">As EV sales rise, the demand for lithium-ion batteries escalates, further driving the need for these critical </w:t>
       </w:r>
       <w:proofErr w:type="gramStart"/>
       <w:r>
-        <w:t xml:space="preserve">{ </w:t>
+        <w:t>materials(</w:t>
       </w:r>
       <w:proofErr w:type="gramEnd"/>
       <w:r>
-        <w:fldChar w:fldCharType="begin"/>
-      </w:r>
-      <w:r>
-        <w:instrText xml:space="preserve"> HYPERLINK "</w:instrText>
-      </w:r>
-      <w:r>
-        <w:instrText>https://www.doi.org/10.1016/j.resconrec.2024.107664</w:instrText>
-      </w:r>
-      <w:r>
-        <w:instrText xml:space="preserve">" </w:instrText>
-      </w:r>
-      <w:r>
-        <w:fldChar w:fldCharType="separate"/>
-      </w:r>
-      <w:r>
-        <w:rPr>
-          <w:rStyle w:val="Hyperlink"/>
-        </w:rPr>
-        <w:t>https://www.doi.org/10.1016/j.resconrec.2024.107664</w:t>
-      </w:r>
-      <w:r>
-        <w:fldChar w:fldCharType="end"/>
-      </w:r>
-      <w:r>
-        <w:t xml:space="preserve"> }</w:t>
-      </w:r>
-    </w:p>
-    <w:p>
-      <w:r>
-        <w:t xml:space="preserve">As EV sales rise, the demand for lithium-ion batteries escalates, further driving the need for these critical </w:t>
-      </w:r>
-      <w:proofErr w:type="gramStart"/>
-      <w:r>
-        <w:t>materials(</w:t>
-      </w:r>
-      <w:proofErr w:type="gramEnd"/>
-      <w:r>
         <w:t>Park &amp; Melendez, 2024).</w:t>
       </w:r>
       <w:r>
-        <w:t xml:space="preserve"> </w:t>
-      </w:r>
-      <w:proofErr w:type="gramStart"/>
-      <w:r>
-        <w:t xml:space="preserve">{ </w:t>
-      </w:r>
-      <w:proofErr w:type="gramEnd"/>
-      <w:r>
-        <w:fldChar w:fldCharType="begin"/>
-      </w:r>
-      <w:r>
-        <w:instrText xml:space="preserve"> HYPERLINK "</w:instrText>
-      </w:r>
-      <w:r>
-        <w:instrText>https://www.doi.org/10.22617/brf240251-2</w:instrText>
-      </w:r>
-      <w:r>
-        <w:instrText xml:space="preserve">" </w:instrText>
-      </w:r>
-      <w:r>
-        <w:fldChar w:fldCharType="separate"/>
-      </w:r>
-      <w:r>
-        <w:rPr>
-          <w:rStyle w:val="Hyperlink"/>
-        </w:rPr>
-        <w:t>https://www.doi.org/10.22617/brf240251-2</w:t>
-      </w:r>
-      <w:r>
-        <w:fldChar w:fldCharType="end"/>
-      </w:r>
+        <w:t xml:space="preserve"> { </w:t>
+      </w:r>
+      <w:hyperlink r:id="rId14" w:history="1">
+        <w:r>
+          <w:rPr>
+            <w:rStyle w:val="Hyperlink"/>
+          </w:rPr>
+          <w:t>https://www.doi.org/10.22617/brf240251-2</w:t>
+        </w:r>
+      </w:hyperlink>
       <w:r>
         <w:t xml:space="preserve"> } </w:t>
       </w:r>
@@ -782,7 +677,7 @@
           <w:color w:val="05192D"/>
         </w:rPr>
       </w:pPr>
-      <w:hyperlink r:id="rId13" w:tgtFrame="_blank" w:history="1">
+      <w:hyperlink r:id="rId15" w:tgtFrame="_blank" w:history="1">
         <w:r>
           <w:rPr>
             <w:rStyle w:val="Hyperlink"/>
@@ -799,7 +694,7 @@
         </w:rPr>
         <w:t xml:space="preserve"> is a Transformer-based time series model with </w:t>
       </w:r>
-      <w:hyperlink r:id="rId14" w:tgtFrame="_blank" w:history="1">
+      <w:hyperlink r:id="rId16" w:tgtFrame="_blank" w:history="1">
         <w:r>
           <w:rPr>
             <w:rStyle w:val="Hyperlink"/>
@@ -908,7 +803,7 @@
           <w:noProof/>
         </w:rPr>
         <w:drawing>
-          <wp:inline distT="0" distB="0" distL="0" distR="0">
+          <wp:inline distT="0" distB="0" distL="0" distR="0" wp14:anchorId="14C58290" wp14:editId="782E9737">
             <wp:extent cx="6099409" cy="1872719"/>
             <wp:effectExtent l="0" t="0" r="0" b="0"/>
             <wp:docPr id="1" name="Picture 1" descr="TimeGPT Architecture"/>
@@ -925,7 +820,7 @@
                     </pic:cNvPicPr>
                   </pic:nvPicPr>
                   <pic:blipFill>
-                    <a:blip r:embed="rId15">
+                    <a:blip r:embed="rId17">
                       <a:extLst>
                         <a:ext uri="{28A0092B-C50C-407E-A947-70E740481C1C}">
                           <a14:useLocalDpi xmlns:a14="http://schemas.microsoft.com/office/drawing/2010/main" val="0"/>
@@ -1007,7 +902,7 @@
           <w:color w:val="05192D"/>
           <w:shd w:val="clear" w:color="auto" w:fill="FFFFFF"/>
         </w:rPr>
-        <w:t xml:space="preserve"> excels across various machine learning metrics even without any feature engineering</w:t>
+        <w:t xml:space="preserve"> excels across various machine learning metrics even without any feature </w:t>
       </w:r>
       <w:proofErr w:type="gramStart"/>
       <w:r>
@@ -1016,13 +911,13 @@
           <w:color w:val="05192D"/>
           <w:shd w:val="clear" w:color="auto" w:fill="FFFFFF"/>
         </w:rPr>
-        <w:t>.{</w:t>
+        <w:t>engineering.{</w:t>
       </w:r>
       <w:proofErr w:type="gramEnd"/>
       <w:r>
         <w:t xml:space="preserve"> </w:t>
       </w:r>
-      <w:hyperlink r:id="rId16" w:history="1">
+      <w:hyperlink r:id="rId18" w:history="1">
         <w:r>
           <w:rPr>
             <w:rStyle w:val="Hyperlink"/>
@@ -1075,8 +970,402 @@
           <w:color w:val="05192D"/>
           <w:shd w:val="clear" w:color="auto" w:fill="FFFFFF"/>
         </w:rPr>
-        <w:t xml:space="preserve"> documentation:</w:t>
-      </w:r>
+        <w:t xml:space="preserve"> </w:t>
+      </w:r>
+      <w:r>
+        <w:rPr>
+          <w:rFonts w:ascii="Studio-Feixen-Sans" w:hAnsi="Studio-Feixen-Sans"/>
+          <w:color w:val="05192D"/>
+          <w:shd w:val="clear" w:color="auto" w:fill="FFFFFF"/>
+        </w:rPr>
+        <w:t xml:space="preserve">paper: </w:t>
+      </w:r>
+      <w:r>
+        <w:rPr>
+          <w:rFonts w:ascii="Studio-Feixen-Sans" w:hAnsi="Studio-Feixen-Sans"/>
+          <w:color w:val="05192D"/>
+          <w:shd w:val="clear" w:color="auto" w:fill="FFFFFF"/>
+        </w:rPr>
+        <w:br/>
+      </w:r>
+      <w:proofErr w:type="spellStart"/>
+      <w:r>
+        <w:t>TimeGPT</w:t>
+      </w:r>
+      <w:proofErr w:type="spellEnd"/>
+      <w:r>
+        <w:t xml:space="preserve">, the first foundation model for time series, capable of generating accurate predictions for diverse datasets not seen during training. We evaluate our pre-trained model against established statistical, machine learning, and deep learning methods, demonstrating that </w:t>
+      </w:r>
+      <w:proofErr w:type="spellStart"/>
+      <w:r>
+        <w:t>TimeGPT</w:t>
+      </w:r>
+      <w:proofErr w:type="spellEnd"/>
+      <w:r>
+        <w:t xml:space="preserve"> zero-shot inference excels in performance, efficiency, and simplicity</w:t>
+      </w:r>
+    </w:p>
+    <w:p>
+      <w:pPr>
+        <w:rPr>
+          <w:rFonts w:ascii="Studio-Feixen-Sans" w:hAnsi="Studio-Feixen-Sans"/>
+          <w:color w:val="05192D"/>
+          <w:shd w:val="clear" w:color="auto" w:fill="FFFFFF"/>
+        </w:rPr>
+      </w:pPr>
+      <w:r>
+        <w:t>However, with the advent of deep learning, a paradigm shift in time series analysis has occurred. Deep learning methods have become popular in academia and for large-scale industrial forecasting applications [</w:t>
+      </w:r>
+      <w:proofErr w:type="spellStart"/>
+      <w:r>
+        <w:t>Benidis</w:t>
+      </w:r>
+      <w:proofErr w:type="spellEnd"/>
+      <w:r>
+        <w:t xml:space="preserve"> et al., 2022]{</w:t>
+      </w:r>
+      <w:r>
+        <w:t xml:space="preserve"> </w:t>
+      </w:r>
+      <w:hyperlink r:id="rId19" w:history="1">
+        <w:r>
+          <w:rPr>
+            <w:rStyle w:val="Hyperlink"/>
+          </w:rPr>
+          <w:t>Deep Learning for Time Series Forecasting: Tutorial and Literature Survey | ACM Computing Surveys</w:t>
+        </w:r>
+      </w:hyperlink>
+      <w:r>
+        <w:t>}. Given their global approach, deep learning methods offer significant advantages over statistical local methods in terms of scalability, flexibility, and potential accuracy.</w:t>
+      </w:r>
+    </w:p>
+    <w:p>
+      <w:pPr>
+        <w:rPr>
+          <w:rFonts w:ascii="Studio-Feixen-Sans" w:hAnsi="Studio-Feixen-Sans"/>
+          <w:color w:val="05192D"/>
+          <w:shd w:val="clear" w:color="auto" w:fill="FFFFFF"/>
+        </w:rPr>
+      </w:pPr>
+      <w:proofErr w:type="gramStart"/>
+      <w:r>
+        <w:t>consequently</w:t>
+      </w:r>
+      <w:proofErr w:type="gramEnd"/>
+      <w:r>
+        <w:t>, deep learning-based time series models aim to simplify the forecasting pipeline and enhance scalability</w:t>
+      </w:r>
+      <w:r>
+        <w:rPr>
+          <w:rFonts w:ascii="Studio-Feixen-Sans" w:hAnsi="Studio-Feixen-Sans"/>
+          <w:color w:val="05192D"/>
+          <w:shd w:val="clear" w:color="auto" w:fill="FFFFFF"/>
+        </w:rPr>
+        <w:t xml:space="preserve">, </w:t>
+      </w:r>
+    </w:p>
+    <w:p>
+      <w:pPr>
+        <w:rPr>
+          <w:rFonts w:ascii="Studio-Feixen-Sans" w:hAnsi="Studio-Feixen-Sans"/>
+          <w:color w:val="05192D"/>
+          <w:shd w:val="clear" w:color="auto" w:fill="FFFFFF"/>
+        </w:rPr>
+      </w:pPr>
+      <w:r>
+        <w:t>. Conversely, some industry leaders report that the deep learning approach has enhanced their results and simplified their analysis pipelines [Kunz et al., 2023]</w:t>
+      </w:r>
+      <w:r>
+        <w:t xml:space="preserve"> {</w:t>
+      </w:r>
+      <w:hyperlink r:id="rId20" w:history="1">
+        <w:r>
+          <w:rPr>
+            <w:rStyle w:val="Hyperlink"/>
+          </w:rPr>
+          <w:t>[2305.14406] Deep Learning based Forecasting: a case study from the online fashion industry</w:t>
+        </w:r>
+      </w:hyperlink>
+      <w:r>
+        <w:t>}</w:t>
+      </w:r>
+      <w:r>
+        <w:t>.</w:t>
+      </w:r>
+    </w:p>
+    <w:p>
+      <w:pPr>
+        <w:rPr>
+          <w:rFonts w:ascii="Studio-Feixen-Sans" w:hAnsi="Studio-Feixen-Sans"/>
+          <w:color w:val="05192D"/>
+          <w:shd w:val="clear" w:color="auto" w:fill="FFFFFF"/>
+        </w:rPr>
+      </w:pPr>
+      <w:r>
+        <w:rPr>
+          <w:rFonts w:ascii="Studio-Feixen-Sans" w:hAnsi="Studio-Feixen-Sans"/>
+          <w:color w:val="05192D"/>
+          <w:shd w:val="clear" w:color="auto" w:fill="FFFFFF"/>
+        </w:rPr>
+        <w:br/>
+        <w:t xml:space="preserve">Literature review: </w:t>
+      </w:r>
+      <w:r>
+        <w:rPr>
+          <w:rFonts w:ascii="Studio-Feixen-Sans" w:hAnsi="Studio-Feixen-Sans"/>
+          <w:color w:val="05192D"/>
+          <w:shd w:val="clear" w:color="auto" w:fill="FFFFFF"/>
+        </w:rPr>
+        <w:br/>
+      </w:r>
+      <w:r>
+        <w:t>Deep Learning forecasting models have become a prominent area of research, driven by their success in recent famous competitions, including {</w:t>
+      </w:r>
+      <w:hyperlink r:id="rId21" w:history="1">
+        <w:r>
+          <w:rPr>
+            <w:rStyle w:val="Hyperlink"/>
+          </w:rPr>
+          <w:t>M5 accuracy competition: Results, findings, and conclusions - ScienceDirect</w:t>
+        </w:r>
+      </w:hyperlink>
+      <w:r>
+        <w:t>}</w:t>
+      </w:r>
+    </w:p>
+    <w:p>
+      <w:pPr>
+        <w:rPr>
+          <w:rFonts w:ascii="Studio-Feixen-Sans" w:hAnsi="Studio-Feixen-Sans"/>
+          <w:color w:val="05192D"/>
+          <w:shd w:val="clear" w:color="auto" w:fill="FFFFFF"/>
+        </w:rPr>
+      </w:pPr>
+      <w:r>
+        <w:lastRenderedPageBreak/>
+        <w:t>Transformer-based models [Vaswani et al., 2017] are gaining popularity in recent years, as they are demonstrating remarkable performance in large-scale settings</w:t>
+      </w:r>
+      <w:r>
+        <w:rPr>
+          <w:rFonts w:ascii="Studio-Feixen-Sans" w:hAnsi="Studio-Feixen-Sans"/>
+          <w:color w:val="05192D"/>
+          <w:shd w:val="clear" w:color="auto" w:fill="FFFFFF"/>
+        </w:rPr>
+        <w:t xml:space="preserve"> </w:t>
+      </w:r>
+      <w:r>
+        <w:t>{</w:t>
+      </w:r>
+      <w:hyperlink r:id="rId22" w:history="1">
+        <w:r>
+          <w:rPr>
+            <w:rStyle w:val="Hyperlink"/>
+          </w:rPr>
+          <w:t>[2305.14406] Deep Learning based Forecasting: a case study from the online fashion industry</w:t>
+        </w:r>
+      </w:hyperlink>
+      <w:r>
+        <w:t>}.</w:t>
+      </w:r>
+    </w:p>
+    <w:p>
+      <w:pPr>
+        <w:rPr>
+          <w:rFonts w:ascii="Studio-Feixen-Sans" w:hAnsi="Studio-Feixen-Sans"/>
+          <w:color w:val="05192D"/>
+          <w:shd w:val="clear" w:color="auto" w:fill="FFFFFF"/>
+        </w:rPr>
+      </w:pPr>
+    </w:p>
+    <w:p>
+      <w:pPr>
+        <w:rPr>
+          <w:rFonts w:ascii="Studio-Feixen-Sans" w:hAnsi="Studio-Feixen-Sans"/>
+          <w:color w:val="05192D"/>
+          <w:shd w:val="clear" w:color="auto" w:fill="FFFFFF"/>
+        </w:rPr>
+      </w:pPr>
+      <w:proofErr w:type="spellStart"/>
+      <w:r>
+        <w:t>TimeGPT</w:t>
+      </w:r>
+      <w:proofErr w:type="spellEnd"/>
+      <w:r>
+        <w:t xml:space="preserve"> is a Transformer-based time series model with self-attention mechanisms based on [Vaswani et al., 2017] {Ashish Vaswani, Noam </w:t>
+      </w:r>
+      <w:proofErr w:type="spellStart"/>
+      <w:r>
+        <w:t>Shazeer</w:t>
+      </w:r>
+      <w:proofErr w:type="spellEnd"/>
+      <w:r>
+        <w:t xml:space="preserve">, Niki Parmar, Jakob </w:t>
+      </w:r>
+      <w:proofErr w:type="spellStart"/>
+      <w:r>
+        <w:t>Uszkoreit</w:t>
+      </w:r>
+      <w:proofErr w:type="spellEnd"/>
+      <w:r>
+        <w:t xml:space="preserve">, Llion Jones, Aidan N Gomez, Łukasz Kaiser, and Illia </w:t>
+      </w:r>
+      <w:proofErr w:type="spellStart"/>
+      <w:r>
+        <w:t>Polosukhin</w:t>
+      </w:r>
+      <w:proofErr w:type="spellEnd"/>
+      <w:r>
+        <w:t xml:space="preserve">. Attention is all you need. Advances in neural information processing systems, 30, </w:t>
+      </w:r>
+      <w:proofErr w:type="gramStart"/>
+      <w:r>
+        <w:t>2017}.</w:t>
+      </w:r>
+      <w:proofErr w:type="gramEnd"/>
+      <w:r>
+        <w:t xml:space="preserve"> </w:t>
+      </w:r>
+      <w:proofErr w:type="spellStart"/>
+      <w:r>
+        <w:t>TimeGPT</w:t>
+      </w:r>
+      <w:proofErr w:type="spellEnd"/>
+      <w:r>
+        <w:t xml:space="preserve"> takes a window of historical values to produce the forecast, adding local positional encoding to enrich the input. The architecture consists of an encoder-decoder structure with multiple layers, each with residual connections and layer normalization. Finally, a linear layer maps the decoder’s output to the forecasting window dimension. The general intuition is that attentionbased mechanisms </w:t>
+      </w:r>
+      <w:proofErr w:type="gramStart"/>
+      <w:r>
+        <w:t>are able to</w:t>
+      </w:r>
+      <w:proofErr w:type="gramEnd"/>
+      <w:r>
+        <w:t xml:space="preserve"> capture the diversity of past events and correctly extrapolate potential future distributions.</w:t>
+      </w:r>
+    </w:p>
+    <w:p>
+      <w:pPr>
+        <w:rPr>
+          <w:rFonts w:ascii="Studio-Feixen-Sans" w:hAnsi="Studio-Feixen-Sans"/>
+          <w:color w:val="05192D"/>
+          <w:shd w:val="clear" w:color="auto" w:fill="FFFFFF"/>
+        </w:rPr>
+      </w:pPr>
+    </w:p>
+    <w:p>
+      <w:pPr>
+        <w:rPr>
+          <w:rFonts w:ascii="Studio-Feixen-Sans" w:hAnsi="Studio-Feixen-Sans"/>
+          <w:color w:val="05192D"/>
+          <w:shd w:val="clear" w:color="auto" w:fill="FFFFFF"/>
+        </w:rPr>
+      </w:pPr>
+      <w:proofErr w:type="spellStart"/>
+      <w:r>
+        <w:t>TimeGPT</w:t>
+      </w:r>
+      <w:proofErr w:type="spellEnd"/>
+      <w:r>
+        <w:t xml:space="preserve"> was trained on, to our knowledge, the largest collection of publicly available time series, collectively encompassing over 100 billion data points. This training set incorporates time series from a broad array of domains, including finance, economics, demographics, healthcare, weather, IoT sensor data, energy, web traffic, sales, transport, and banking</w:t>
+      </w:r>
+    </w:p>
+    <w:p>
+      <w:pPr>
+        <w:rPr>
+          <w:rFonts w:ascii="Studio-Feixen-Sans" w:hAnsi="Studio-Feixen-Sans"/>
+          <w:color w:val="05192D"/>
+          <w:shd w:val="clear" w:color="auto" w:fill="FFFFFF"/>
+        </w:rPr>
+      </w:pPr>
+    </w:p>
+    <w:p>
+      <w:pPr>
+        <w:rPr>
+          <w:rFonts w:ascii="Studio-Feixen-Sans" w:hAnsi="Studio-Feixen-Sans"/>
+          <w:color w:val="05192D"/>
+          <w:shd w:val="clear" w:color="auto" w:fill="FFFFFF"/>
+        </w:rPr>
+      </w:pPr>
+      <w:r>
+        <w:t>Relative Mean Absolute Error (</w:t>
+      </w:r>
+      <w:proofErr w:type="spellStart"/>
+      <w:r>
+        <w:t>rMAE</w:t>
+      </w:r>
+      <w:proofErr w:type="spellEnd"/>
+      <w:r>
+        <w:t xml:space="preserve">) for </w:t>
+      </w:r>
+      <w:proofErr w:type="spellStart"/>
+      <w:r>
+        <w:t>TimeGPT</w:t>
+      </w:r>
+      <w:proofErr w:type="spellEnd"/>
+      <w:r>
+        <w:t xml:space="preserve"> and various groups of models for </w:t>
+      </w:r>
+      <w:proofErr w:type="spellStart"/>
+      <w:r>
+        <w:t>montly</w:t>
+      </w:r>
+      <w:proofErr w:type="spellEnd"/>
+      <w:r>
+        <w:t xml:space="preserve"> frequency. Each bean in the plot represents the </w:t>
+      </w:r>
+      <w:proofErr w:type="spellStart"/>
+      <w:r>
+        <w:t>rMAE</w:t>
+      </w:r>
+      <w:proofErr w:type="spellEnd"/>
+      <w:r>
+        <w:t xml:space="preserve"> distribution for a group, with the central line showing the mean. </w:t>
+      </w:r>
+      <w:proofErr w:type="spellStart"/>
+      <w:r>
+        <w:t>TimeGPT</w:t>
+      </w:r>
+      <w:proofErr w:type="spellEnd"/>
+      <w:r>
+        <w:t xml:space="preserve"> leads in performance, followed by deep learning methods, statistical, machine learning, and baseline models. Results are analogous for other frequencies.</w:t>
+      </w:r>
+    </w:p>
+    <w:p>
+      <w:pPr>
+        <w:rPr>
+          <w:rFonts w:ascii="Studio-Feixen-Sans" w:hAnsi="Studio-Feixen-Sans"/>
+          <w:color w:val="05192D"/>
+          <w:shd w:val="clear" w:color="auto" w:fill="FFFFFF"/>
+        </w:rPr>
+      </w:pPr>
+    </w:p>
+    <w:p>
+      <w:pPr>
+        <w:rPr>
+          <w:rFonts w:ascii="Studio-Feixen-Sans" w:hAnsi="Studio-Feixen-Sans"/>
+          <w:color w:val="05192D"/>
+          <w:shd w:val="clear" w:color="auto" w:fill="FFFFFF"/>
+        </w:rPr>
+      </w:pPr>
+    </w:p>
+    <w:p>
+      <w:pPr>
+        <w:rPr>
+          <w:rFonts w:ascii="Studio-Feixen-Sans" w:hAnsi="Studio-Feixen-Sans"/>
+          <w:color w:val="05192D"/>
+          <w:shd w:val="clear" w:color="auto" w:fill="FFFFFF"/>
+        </w:rPr>
+      </w:pPr>
+    </w:p>
+    <w:p>
+      <w:pPr>
+        <w:rPr>
+          <w:rFonts w:ascii="Studio-Feixen-Sans" w:hAnsi="Studio-Feixen-Sans"/>
+          <w:color w:val="05192D"/>
+          <w:shd w:val="clear" w:color="auto" w:fill="FFFFFF"/>
+        </w:rPr>
+      </w:pPr>
+    </w:p>
+    <w:p>
       <w:r>
         <w:rPr>
           <w:rFonts w:ascii="Studio-Feixen-Sans" w:hAnsi="Studio-Feixen-Sans"/>
@@ -1097,7 +1386,7 @@
 </file>
 
 <file path=word/numbering.xml><?xml version="1.0" encoding="utf-8"?>
-<w:numbering xmlns:wpc="http://schemas.microsoft.com/office/word/2010/wordprocessingCanvas" xmlns:mc="http://schemas.openxmlformats.org/markup-compatibility/2006" xmlns:o="urn:schemas-microsoft-com:office:office" xmlns:r="http://schemas.openxmlformats.org/officeDocument/2006/relationships" xmlns:m="http://schemas.openxmlformats.org/officeDocument/2006/math" xmlns:v="urn:schemas-microsoft-com:vml" xmlns:wp14="http://schemas.microsoft.com/office/word/2010/wordprocessingDrawing" xmlns:wp="http://schemas.openxmlformats.org/drawingml/2006/wordprocessingDrawing" xmlns:w10="urn:schemas-microsoft-com:office:word" xmlns:w="http://schemas.openxmlformats.org/wordprocessingml/2006/main" xmlns:w14="http://schemas.microsoft.com/office/word/2010/wordml" xmlns:w15="http://schemas.microsoft.com/office/word/2012/wordml" xmlns:wpg="http://schemas.microsoft.com/office/word/2010/wordprocessingGroup" xmlns:wpi="http://schemas.microsoft.com/office/word/2010/wordprocessingInk" xmlns:wne="http://schemas.microsoft.com/office/word/2006/wordml" xmlns:wps="http://schemas.microsoft.com/office/word/2010/wordprocessingShape" mc:Ignorable="w14 w15 wp14">
+<w:numbering xmlns:wpc="http://schemas.microsoft.com/office/word/2010/wordprocessingCanvas" xmlns:cx="http://schemas.microsoft.com/office/drawing/2014/chartex" xmlns:cx1="http://schemas.microsoft.com/office/drawing/2015/9/8/chartex" xmlns:cx2="http://schemas.microsoft.com/office/drawing/2015/10/21/chartex" xmlns:cx3="http://schemas.microsoft.com/office/drawing/2016/5/9/chartex" xmlns:cx4="http://schemas.microsoft.com/office/drawing/2016/5/10/chartex" xmlns:cx5="http://schemas.microsoft.com/office/drawing/2016/5/11/chartex" xmlns:cx6="http://schemas.microsoft.com/office/drawing/2016/5/12/chartex" xmlns:cx7="http://schemas.microsoft.com/office/drawing/2016/5/13/chartex" xmlns:cx8="http://schemas.microsoft.com/office/drawing/2016/5/14/chartex" xmlns:mc="http://schemas.openxmlformats.org/markup-compatibility/2006" xmlns:aink="http://schemas.microsoft.com/office/drawing/2016/ink" xmlns:am3d="http://schemas.microsoft.com/office/drawing/2017/model3d" xmlns:o="urn:schemas-microsoft-com:office:office" xmlns:oel="http://schemas.microsoft.com/office/2019/extlst" xmlns:r="http://schemas.openxmlformats.org/officeDocument/2006/relationships" xmlns:m="http://schemas.openxmlformats.org/officeDocument/2006/math" xmlns:v="urn:schemas-microsoft-com:vml" xmlns:wp14="http://schemas.microsoft.com/office/word/2010/wordprocessingDrawing" xmlns:wp="http://schemas.openxmlformats.org/drawingml/2006/wordprocessingDrawing" xmlns:w10="urn:schemas-microsoft-com:office:word" xmlns:w="http://schemas.openxmlformats.org/wordprocessingml/2006/main" xmlns:w14="http://schemas.microsoft.com/office/word/2010/wordml" xmlns:w15="http://schemas.microsoft.com/office/word/2012/wordml" xmlns:w16cex="http://schemas.microsoft.com/office/word/2018/wordml/cex" xmlns:w16cid="http://schemas.microsoft.com/office/word/2016/wordml/cid" xmlns:w16="http://schemas.microsoft.com/office/word/2018/wordml" xmlns:w16du="http://schemas.microsoft.com/office/word/2023/wordml/word16du" xmlns:w16sdtdh="http://schemas.microsoft.com/office/word/2020/wordml/sdtdatahash" xmlns:w16se="http://schemas.microsoft.com/office/word/2015/wordml/symex" xmlns:wpg="http://schemas.microsoft.com/office/word/2010/wordprocessingGroup" xmlns:wpi="http://schemas.microsoft.com/office/word/2010/wordprocessingInk" xmlns:wne="http://schemas.microsoft.com/office/word/2006/wordml" xmlns:wps="http://schemas.microsoft.com/office/word/2010/wordprocessingShape" mc:Ignorable="w14 w15 w16se w16cid w16 w16cex w16sdtdh w16du wp14">
   <w:abstractNum w:abstractNumId="0" w15:restartNumberingAfterBreak="0">
     <w:nsid w:val="0A773947"/>
     <w:multiLevelType w:val="multilevel"/>
@@ -1843,26 +2132,26 @@
       </w:rPr>
     </w:lvl>
   </w:abstractNum>
-  <w:num w:numId="1">
+  <w:num w:numId="1" w16cid:durableId="509683965">
     <w:abstractNumId w:val="1"/>
   </w:num>
-  <w:num w:numId="2">
+  <w:num w:numId="2" w16cid:durableId="1910261968">
     <w:abstractNumId w:val="0"/>
   </w:num>
-  <w:num w:numId="3">
+  <w:num w:numId="3" w16cid:durableId="1727995100">
     <w:abstractNumId w:val="3"/>
   </w:num>
-  <w:num w:numId="4">
+  <w:num w:numId="4" w16cid:durableId="1757166152">
     <w:abstractNumId w:val="4"/>
   </w:num>
-  <w:num w:numId="5">
+  <w:num w:numId="5" w16cid:durableId="26492020">
     <w:abstractNumId w:val="2"/>
   </w:num>
 </w:numbering>
 </file>
 
 <file path=word/styles.xml><?xml version="1.0" encoding="utf-8"?>
-<w:styles xmlns:mc="http://schemas.openxmlformats.org/markup-compatibility/2006" xmlns:r="http://schemas.openxmlformats.org/officeDocument/2006/relationships" xmlns:w="http://schemas.openxmlformats.org/wordprocessingml/2006/main" xmlns:w14="http://schemas.microsoft.com/office/word/2010/wordml" xmlns:w15="http://schemas.microsoft.com/office/word/2012/wordml" mc:Ignorable="w14 w15">
+<w:styles xmlns:mc="http://schemas.openxmlformats.org/markup-compatibility/2006" xmlns:r="http://schemas.openxmlformats.org/officeDocument/2006/relationships" xmlns:w="http://schemas.openxmlformats.org/wordprocessingml/2006/main" xmlns:w14="http://schemas.microsoft.com/office/word/2010/wordml" xmlns:w15="http://schemas.microsoft.com/office/word/2012/wordml" xmlns:w16cex="http://schemas.microsoft.com/office/word/2018/wordml/cex" xmlns:w16cid="http://schemas.microsoft.com/office/word/2016/wordml/cid" xmlns:w16="http://schemas.microsoft.com/office/word/2018/wordml" xmlns:w16du="http://schemas.microsoft.com/office/word/2023/wordml/word16du" xmlns:w16sdtdh="http://schemas.microsoft.com/office/word/2020/wordml/sdtdatahash" xmlns:w16se="http://schemas.microsoft.com/office/word/2015/wordml/symex" mc:Ignorable="w14 w15 w16se w16cid w16 w16cex w16sdtdh w16du">
   <w:docDefaults>
     <w:rPrDefault>
       <w:rPr>
@@ -1878,7 +2167,7 @@
       </w:pPr>
     </w:pPrDefault>
   </w:docDefaults>
-  <w:latentStyles w:defLockedState="0" w:defUIPriority="99" w:defSemiHidden="0" w:defUnhideWhenUsed="0" w:defQFormat="0" w:count="371">
+  <w:latentStyles w:defLockedState="0" w:defUIPriority="99" w:defSemiHidden="0" w:defUnhideWhenUsed="0" w:defQFormat="0" w:count="376">
     <w:lsdException w:name="Normal" w:uiPriority="0" w:qFormat="1"/>
     <w:lsdException w:name="heading 1" w:uiPriority="9" w:qFormat="1"/>
     <w:lsdException w:name="heading 2" w:semiHidden="1" w:uiPriority="9" w:unhideWhenUsed="1" w:qFormat="1"/>
@@ -2250,6 +2539,11 @@
     <w:lsdException w:name="List Table 5 Dark Accent 6" w:uiPriority="50"/>
     <w:lsdException w:name="List Table 6 Colorful Accent 6" w:uiPriority="51"/>
     <w:lsdException w:name="List Table 7 Colorful Accent 6" w:uiPriority="52"/>
+    <w:lsdException w:name="Mention" w:semiHidden="1" w:unhideWhenUsed="1"/>
+    <w:lsdException w:name="Smart Hyperlink" w:semiHidden="1" w:unhideWhenUsed="1"/>
+    <w:lsdException w:name="Hashtag" w:semiHidden="1" w:unhideWhenUsed="1"/>
+    <w:lsdException w:name="Unresolved Mention" w:semiHidden="1" w:unhideWhenUsed="1"/>
+    <w:lsdException w:name="Smart Link" w:semiHidden="1" w:unhideWhenUsed="1"/>
   </w:latentStyles>
   <w:style w:type="paragraph" w:default="1" w:styleId="Normal">
     <w:name w:val="Normal"/>
